--- a/docs/feature/agency-workspace/3-4-3-create-agency/spec.docx
+++ b/docs/feature/agency-workspace/3-4-3-create-agency/spec.docx
@@ -8,7 +8,7 @@
           <w:b/>
           <w:sz w:val="26"/>
         </w:rPr>
-        <w:t>FR 3.4.3 Create Agency</w:t>
+        <w:t>3.4.3 Create Agency</w:t>
       </w:r>
     </w:p>
     <w:p>
@@ -22,7 +22,7 @@
     </w:p>
     <w:p>
       <w:r>
-        <w:t>User submits the Create Agency form.</w:t>
+        <w:t>A signed-in user submits the Create Agency form — from the Agencies page (`/agencies/create`) or from a dialog opened on that page.</w:t>
       </w:r>
     </w:p>
     <w:p>
@@ -48,7 +48,7 @@
         <w:t xml:space="preserve">Actors / Roles: </w:t>
       </w:r>
       <w:r>
-        <w:t>User (becomes Owner upon creation).</w:t>
+        <w:t>Signed-in user, who becomes the Owner of the Agency being created.</w:t>
       </w:r>
     </w:p>
     <w:p>
@@ -65,7 +65,7 @@
         <w:t xml:space="preserve">Purpose: </w:t>
       </w:r>
       <w:r>
-        <w:t>Allow a User to create a new Agency, automatically becoming its Owner — a fixed 1-1 relationship between Agency and creator.</w:t>
+        <w:t>Let a user open a new Agency on BrandHub and start running their communications company from it.</w:t>
       </w:r>
     </w:p>
     <w:p>
@@ -82,7 +82,7 @@
         <w:t xml:space="preserve">Interface: </w:t>
       </w:r>
       <w:r>
-        <w:t>Page /agencies/create, or a modal launched from the Agency list page.</w:t>
+        <w:t>Create Agency page (`/agencies/create`) or a dialog on the Agencies page — a form with a required name field and a set of optional branding fields (logo, description, category, company size, website, phone, location, brand colour, logo icon, tagline, founded year, and the Facebook, LinkedIn and Instagram links).</w:t>
       </w:r>
     </w:p>
     <w:p>
@@ -99,7 +99,7 @@
         <w:t xml:space="preserve">Data Processing: </w:t>
       </w:r>
       <w:r>
-        <w:t>POST /api/v1/agencies with AgencyRequest body. AgencyServiceImpl.createAgency sets ownerId = currentUser.id and also creates an AgencyMember(role=OWNER) record for that user.</w:t>
+        <w:t>The system validates the submitted form, stores a new Agency with the current user as its Owner and the status ACTIVE, and records the same user as an Agency Member with the OWNER role in the same operation, so the Agency and its creator are permanently paired. The logo is uploaded afterwards through the Agency logo upload, once the Agency has an identifier.</w:t>
       </w:r>
     </w:p>
     <w:p>
@@ -113,7 +113,7 @@
     </w:p>
     <w:p>
       <w:r>
-        <w:t>Figure: Create Agency form — name (required) plus optional branding fields (logo, description, category, company size, website, phone, location, brand color, tagline, founded year, social links).</w:t>
+        <w:t>Figure — Create Agency form:</w:t>
       </w:r>
     </w:p>
     <w:p>
@@ -124,7 +124,7 @@
         <w:t xml:space="preserve">-  </w:t>
       </w:r>
       <w:r>
-        <w:t>Logo is NOT submitted via the logoUrl text field in the main create form in the standard UI flow — it is uploaded separately after the Agency is created (POST /{agencyId}/logo).</w:t>
+        <w:t>Name (required) and the optional branding fields listed above.</w:t>
       </w:r>
     </w:p>
     <w:p>
@@ -135,7 +135,29 @@
         <w:t xml:space="preserve">-  </w:t>
       </w:r>
       <w:r>
-        <w:t>On success, redirect into the newly created Agency's dashboard/profile.</w:t>
+        <w:t>A logo picker: the file is uploaded after the Agency is created, not through the form itself.</w:t>
+      </w:r>
+    </w:p>
+    <w:p>
+      <w:pPr>
+        <w:ind w:left="360"/>
+      </w:pPr>
+      <w:r>
+        <w:t xml:space="preserve">-  </w:t>
+      </w:r>
+      <w:r>
+        <w:t>A submit action; on success the user is taken into the newly created Agency.</w:t>
+      </w:r>
+    </w:p>
+    <w:p>
+      <w:pPr>
+        <w:ind w:left="360"/>
+      </w:pPr>
+      <w:r>
+        <w:t xml:space="preserve">-  </w:t>
+      </w:r>
+      <w:r>
+        <w:t>The form is reachable from the Agencies page, where an empty state also offers the same call to action.</w:t>
       </w:r>
     </w:p>
     <w:p>
@@ -160,7 +182,18 @@
         <w:t xml:space="preserve">Input required: </w:t>
       </w:r>
       <w:r>
-        <w:t>AgencyRequest: name (string, required, @NotBlank), logoUrl (optional), description (optional), category (enum AgencyCategory, optional), companySize (enum CompanySize, optional), website, phone, location, brandColor (hex, &lt;=9 chars), logoIcon, tagline (&lt;=140 chars), foundedYear (integer), facebookUrl, linkedinUrl, instagramUrl (all optional).</w:t>
+        <w:t>Name of the Agency.</w:t>
+      </w:r>
+    </w:p>
+    <w:p>
+      <w:r>
+        <w:rPr>
+          <w:b/>
+        </w:rPr>
+        <w:t xml:space="preserve">Input optional: </w:t>
+      </w:r>
+      <w:r>
+        <w:t>logoUrl, description, category (AgencyCategory: MARKETING, FNB, FASHION, BEAUTY, TECHNOLOGY, REAL_ESTATE, EDUCATION, HEALTHCARE, RETAIL, FINANCE, ENTERTAINMENT, OTHER), companySize (CompanySize: SIZE_1_10, SIZE_11_50, SIZE_51_200, SIZE_201_500, SIZE_500_PLUS), website, phone, location, brandColor (hex, at most 9 characters), logoIcon, tagline (at most 140 characters), foundedYear, facebookUrl, linkedinUrl, instagramUrl.</w:t>
       </w:r>
     </w:p>
     <w:p>
@@ -171,7 +204,7 @@
         <w:t xml:space="preserve">System data: </w:t>
       </w:r>
       <w:r>
-        <w:t>AgencyResponse: id (UUID), name, ownerId (UUID), logoUrl, description, category (enum AgencyCategory: MARKETING, FNB, FASHION, BEAUTY, TECHNOLOGY, REAL_ESTATE, EDUCATION, HEALTHCARE, RETAIL, FINANCE, ENTERTAINMENT, OTHER), companySize (enum CompanySize: SIZE_1_10, SIZE_11_50, SIZE_51_200, SIZE_201_500, SIZE_500_PLUS), website, phone, location, brandColor, logoIcon, tagline, foundedYear, facebookUrl, linkedinUrl, instagramUrl, status (enum EntityStatus: ACTIVE / SOFT_DELETED), createdAt, updatedAt.</w:t>
+        <w:t>The Agency record — id, name, ownerId, logoUrl, description, category, companySize, website, phone, location, brandColor, logoIcon, tagline, foundedYear, facebookUrl, linkedinUrl, instagramUrl, status (EntityStatus: ACTIVE / SOFT_DELETED), createdAt, updatedAt — and the Agency Member record that pairs the Agency with its Owner at the OWNER role.</w:t>
       </w:r>
     </w:p>
     <w:p>
@@ -182,7 +215,7 @@
         <w:t xml:space="preserve">Output: </w:t>
       </w:r>
       <w:r>
-        <w:t>201 { success: true, data: AgencyResponse }. Logo upload: POST /{agencyId}/logo (multipart/form-data, field "file") -&gt; 200 { success: true, data: AgencyResponse } with logoUrl updated.</w:t>
+        <w:t>The profile of the newly created Agency, including its identifier, its Owner and the status ACTIVE. The Agency is created as a new resource; the logo upload returns the same profile with the logo filled in.</w:t>
       </w:r>
     </w:p>
     <w:p>
@@ -195,10 +228,10 @@
         <w:rPr>
           <w:b/>
         </w:rPr>
-        <w:t xml:space="preserve">BR-1: </w:t>
+        <w:t xml:space="preserve">BR-01: </w:t>
       </w:r>
       <w:r>
-        <w:t>ownerId is always set to the creating user and cannot be changed after creation (no ownership transfer in current scope).</w:t>
+        <w:t>Name is mandatory; an empty name is refused with `400 VALIDATION_ERROR`.</w:t>
       </w:r>
     </w:p>
     <w:p>
@@ -206,10 +239,10 @@
         <w:rPr>
           <w:b/>
         </w:rPr>
-        <w:t xml:space="preserve">BR-2: </w:t>
+        <w:t xml:space="preserve">BR-02: </w:t>
       </w:r>
       <w:r>
-        <w:t>Creating an Agency also creates an AgencyMember(role=OWNER) record for the same user.</w:t>
+        <w:t>Brand colour is limited to 9 characters and the tagline to 140 characters; a longer value is refused with `400 VALIDATION_ERROR`.</w:t>
       </w:r>
     </w:p>
     <w:p>
@@ -217,10 +250,43 @@
         <w:rPr>
           <w:b/>
         </w:rPr>
-        <w:t xml:space="preserve">BR-3: </w:t>
+        <w:t xml:space="preserve">BR-03: </w:t>
       </w:r>
       <w:r>
-        <w:t>No limit on the number of Agencies a user can own in the current CSV scope (may be gated by Subscription Plan in FR 3.9 — needs confirmation when designed).</w:t>
+        <w:t>The creator becomes the Owner of the Agency, and an Agency Member record with the OWNER role is created for the same user. The pairing is fixed and cannot be reassigned by any other feature in the current scope.</w:t>
+      </w:r>
+    </w:p>
+    <w:p>
+      <w:r>
+        <w:rPr>
+          <w:b/>
+        </w:rPr>
+        <w:t xml:space="preserve">BR-04: </w:t>
+      </w:r>
+      <w:r>
+        <w:t>The logo is not part of the main form. It is uploaded as a file through the Agency logo upload once the Agency identifier exists. A logo URL may still be passed as text, but the standard journey uploads the file separately.</w:t>
+      </w:r>
+    </w:p>
+    <w:p>
+      <w:r>
+        <w:rPr>
+          <w:b/>
+        </w:rPr>
+        <w:t xml:space="preserve">BR-05: </w:t>
+      </w:r>
+      <w:r>
+        <w:t>On success the user is taken into the newly created Agency.</w:t>
+      </w:r>
+    </w:p>
+    <w:p>
+      <w:r>
+        <w:rPr>
+          <w:b/>
+        </w:rPr>
+        <w:t xml:space="preserve">BR-06: </w:t>
+      </w:r>
+      <w:r>
+        <w:t>A user may own any number of Agencies; no creation limit is applied in the current scope. A limit may later come from the subscription plan.</w:t>
       </w:r>
     </w:p>
     <w:p>
@@ -230,17 +296,17 @@
     </w:p>
     <w:p>
       <w:r>
-        <w:t>name blank -&gt; 400 VALIDATION_ERROR (Bean Validation @NotBlank).</w:t>
+        <w:t>Name empty → `400 VALIDATION_ERROR`.</w:t>
       </w:r>
     </w:p>
     <w:p>
       <w:r>
-        <w:t>brandColor exceeding 9 characters -&gt; 400 VALIDATION_ERROR.</w:t>
+        <w:t>Brand colour longer than 9 characters, or tagline longer than 140 characters → `400 VALIDATION_ERROR`.</w:t>
       </w:r>
     </w:p>
     <w:p>
       <w:r>
-        <w:t>tagline exceeding 140 characters -&gt; 400 VALIDATION_ERROR.</w:t>
+        <w:t>No signed-in session → `401 UNAUTHORIZED` before any Agency logic runs.</w:t>
       </w:r>
     </w:p>
     <w:p>
@@ -259,32 +325,37 @@
     </w:p>
     <w:p>
       <w:r>
-        <w:t>1. User fills the Create Agency form (name required, other fields optional).</w:t>
+        <w:t>1. The user opens the Create Agency form and fills in the name and, optionally, the branding fields.</w:t>
       </w:r>
     </w:p>
     <w:p>
       <w:r>
-        <w:t>2. FE calls POST /api/v1/agencies with AgencyRequest.</w:t>
+        <w:t>2. The client submits the form.</w:t>
       </w:r>
     </w:p>
     <w:p>
       <w:r>
-        <w:t>3. BE creates the Agency (ownerId = current user) and an AgencyMember(OWNER) record.</w:t>
+        <w:t>3. The system validates the values against the rules above.</w:t>
       </w:r>
     </w:p>
     <w:p>
       <w:r>
-        <w:t>4. BE returns 201 with AgencyResponse.</w:t>
+        <w:t>4. The system stores a new Agency with the current user as its Owner and the status ACTIVE.</w:t>
       </w:r>
     </w:p>
     <w:p>
       <w:r>
-        <w:t>5. FE optionally calls POST /{agencyId}/logo to upload a logo.</w:t>
+        <w:t>5. The system stores an Agency Member record with the OWNER role for that same user.</w:t>
       </w:r>
     </w:p>
     <w:p>
       <w:r>
-        <w:t>6. FE redirects to the new Agency's dashboard/profile.</w:t>
+        <w:t>6. The system returns the profile of the new Agency and the client moves the user into it.</w:t>
+      </w:r>
+    </w:p>
+    <w:p>
+      <w:r>
+        <w:t>7. The user optionally uploads a logo file for the Agency; the system stores the file, fills in the logo of the Agency, and returns the updated profile.</w:t>
       </w:r>
     </w:p>
     <w:p>
@@ -294,7 +365,22 @@
     </w:p>
     <w:p>
       <w:r>
-        <w:t>name blank -&gt; 400 VALIDATION_ERROR.</w:t>
+        <w:t>Name left empty → `400 VALIDATION_ERROR`, nothing is created.</w:t>
+      </w:r>
+    </w:p>
+    <w:p>
+      <w:r>
+        <w:t>Brand colour or tagline over its limit → `400 VALIDATION_ERROR`, nothing is created.</w:t>
+      </w:r>
+    </w:p>
+    <w:p>
+      <w:r>
+        <w:t>No signed-in session → `401 UNAUTHORIZED`.</w:t>
+      </w:r>
+    </w:p>
+    <w:p>
+      <w:r>
+        <w:t>The logo file fails to be read during the logo upload → `400 FILE_READ_ERROR`; the Agency itself remains created.</w:t>
       </w:r>
     </w:p>
     <w:p>
@@ -314,7 +400,29 @@
         <w:t xml:space="preserve">-  </w:t>
       </w:r>
       <w:r>
-        <w:t>Agency created with ownerId fixed to the creating user; AgencyMember(OWNER) created; logo can be uploaded afterward via a separate endpoint.</w:t>
+        <w:t>A new Agency exists with the current user as its Owner and the status ACTIVE.</w:t>
+      </w:r>
+    </w:p>
+    <w:p>
+      <w:pPr>
+        <w:ind w:left="360"/>
+      </w:pPr>
+      <w:r>
+        <w:t xml:space="preserve">-  </w:t>
+      </w:r>
+      <w:r>
+        <w:t>An Agency Member record with the OWNER role exists for that user, pairing the Agency with its creator.</w:t>
+      </w:r>
+    </w:p>
+    <w:p>
+      <w:pPr>
+        <w:ind w:left="360"/>
+      </w:pPr>
+      <w:r>
+        <w:t xml:space="preserve">-  </w:t>
+      </w:r>
+      <w:r>
+        <w:t>If a logo was uploaded, the Agency profile carries the logo URL and a refreshed update timestamp.</w:t>
       </w:r>
     </w:p>
     <w:sectPr>

--- a/docs/feature/agency-workspace/3-4-3-create-agency/spec.docx
+++ b/docs/feature/agency-workspace/3-4-3-create-agency/spec.docx
@@ -120,9 +120,7 @@
       <w:pPr>
         <w:ind w:left="360"/>
       </w:pPr>
-      <w:r>
-        <w:t xml:space="preserve">-  </w:t>
-      </w:r>
+      <w:r/>
       <w:r>
         <w:t>Name (required) and the optional branding fields listed above.</w:t>
       </w:r>
@@ -131,9 +129,7 @@
       <w:pPr>
         <w:ind w:left="360"/>
       </w:pPr>
-      <w:r>
-        <w:t xml:space="preserve">-  </w:t>
-      </w:r>
+      <w:r/>
       <w:r>
         <w:t>A logo picker: the file is uploaded after the Agency is created, not through the form itself.</w:t>
       </w:r>
@@ -142,9 +138,7 @@
       <w:pPr>
         <w:ind w:left="360"/>
       </w:pPr>
-      <w:r>
-        <w:t xml:space="preserve">-  </w:t>
-      </w:r>
+      <w:r/>
       <w:r>
         <w:t>A submit action; on success the user is taken into the newly created Agency.</w:t>
       </w:r>
@@ -153,9 +147,7 @@
       <w:pPr>
         <w:ind w:left="360"/>
       </w:pPr>
-      <w:r>
-        <w:t xml:space="preserve">-  </w:t>
-      </w:r>
+      <w:r/>
       <w:r>
         <w:t>The form is reachable from the Agencies page, where an empty state also offers the same call to action.</w:t>
       </w:r>
@@ -396,9 +388,7 @@
       <w:pPr>
         <w:ind w:left="360"/>
       </w:pPr>
-      <w:r>
-        <w:t xml:space="preserve">-  </w:t>
-      </w:r>
+      <w:r/>
       <w:r>
         <w:t>A new Agency exists with the current user as its Owner and the status ACTIVE.</w:t>
       </w:r>
@@ -407,9 +397,7 @@
       <w:pPr>
         <w:ind w:left="360"/>
       </w:pPr>
-      <w:r>
-        <w:t xml:space="preserve">-  </w:t>
-      </w:r>
+      <w:r/>
       <w:r>
         <w:t>An Agency Member record with the OWNER role exists for that user, pairing the Agency with its creator.</w:t>
       </w:r>
@@ -418,9 +406,7 @@
       <w:pPr>
         <w:ind w:left="360"/>
       </w:pPr>
-      <w:r>
-        <w:t xml:space="preserve">-  </w:t>
-      </w:r>
+      <w:r/>
       <w:r>
         <w:t>If a logo was uploaded, the Agency profile carries the logo URL and a refreshed update timestamp.</w:t>
       </w:r>

--- a/docs/feature/agency-workspace/3-4-3-create-agency/spec.docx
+++ b/docs/feature/agency-workspace/3-4-3-create-agency/spec.docx
@@ -217,66 +217,30 @@
     </w:p>
     <w:p>
       <w:r>
-        <w:rPr>
-          <w:b/>
-        </w:rPr>
-        <w:t xml:space="preserve">BR-01: </w:t>
-      </w:r>
-      <w:r>
-        <w:t>Name is mandatory; an empty name is refused with `400 VALIDATION_ERROR`.</w:t>
+        <w:t>BR-24 (analogous): Creating an Agency inserts the creator as an Agency Member with role = OWNER, mirroring the workspace-creation rule (BR-24) that auto-inserts the creator as workspace_members with role = OWNER. Name is mandatory; an empty name is refused with 400 VALIDATION_ERROR.</w:t>
       </w:r>
     </w:p>
     <w:p>
       <w:r>
-        <w:rPr>
-          <w:b/>
-        </w:rPr>
-        <w:t xml:space="preserve">BR-02: </w:t>
-      </w:r>
-      <w:r>
-        <w:t>Brand colour is limited to 9 characters and the tagline to 140 characters; a longer value is refused with `400 VALIDATION_ERROR`.</w:t>
+        <w:t>Brand colour is limited to 9 characters and the tagline to 140 characters; a longer value is refused with 400 VALIDATION_ERROR.</w:t>
       </w:r>
     </w:p>
     <w:p>
-      <w:r>
-        <w:rPr>
-          <w:b/>
-        </w:rPr>
-        <w:t xml:space="preserve">BR-03: </w:t>
-      </w:r>
       <w:r>
         <w:t>The creator becomes the Owner of the Agency, and an Agency Member record with the OWNER role is created for the same user. The pairing is fixed and cannot be reassigned by any other feature in the current scope.</w:t>
       </w:r>
     </w:p>
     <w:p>
       <w:r>
-        <w:rPr>
-          <w:b/>
-        </w:rPr>
-        <w:t xml:space="preserve">BR-04: </w:t>
-      </w:r>
-      <w:r>
         <w:t>The logo is not part of the main form. It is uploaded as a file through the Agency logo upload once the Agency identifier exists. A logo URL may still be passed as text, but the standard journey uploads the file separately.</w:t>
       </w:r>
     </w:p>
     <w:p>
       <w:r>
-        <w:rPr>
-          <w:b/>
-        </w:rPr>
-        <w:t xml:space="preserve">BR-05: </w:t>
-      </w:r>
-      <w:r>
         <w:t>On success the user is taken into the newly created Agency.</w:t>
       </w:r>
     </w:p>
     <w:p>
-      <w:r>
-        <w:rPr>
-          <w:b/>
-        </w:rPr>
-        <w:t xml:space="preserve">BR-06: </w:t>
-      </w:r>
       <w:r>
         <w:t>A user may own any number of Agencies; no creation limit is applied in the current scope. A limit may later come from the subscription plan.</w:t>
       </w:r>
@@ -288,17 +252,29 @@
     </w:p>
     <w:p>
       <w:r>
-        <w:t>Name empty → `400 VALIDATION_ERROR`.</w:t>
+        <w:t xml:space="preserve">Name empty → Display: </w:t>
+      </w:r>
+      <w:r>
+        <w:rPr>
+          <w:b/>
+        </w:rPr>
+        <w:t>MSG02</w:t>
       </w:r>
     </w:p>
     <w:p>
       <w:r>
-        <w:t>Brand colour longer than 9 characters, or tagline longer than 140 characters → `400 VALIDATION_ERROR`.</w:t>
+        <w:t xml:space="preserve">Brand colour longer than 9 characters, or tagline longer than 140 characters → Display: </w:t>
+      </w:r>
+      <w:r>
+        <w:rPr>
+          <w:b/>
+        </w:rPr>
+        <w:t>MSG03</w:t>
       </w:r>
     </w:p>
     <w:p>
       <w:r>
-        <w:t>No signed-in session → `401 UNAUTHORIZED` before any Agency logic runs.</w:t>
+        <w:t>No signed-in session → 401 UNAUTHORIZED before any Agency logic runs.</w:t>
       </w:r>
     </w:p>
     <w:p>
@@ -342,12 +318,30 @@
     </w:p>
     <w:p>
       <w:r>
-        <w:t>6. The system returns the profile of the new Agency and the client moves the user into it.</w:t>
+        <w:t xml:space="preserve">6. The system returns the profile of the new Agency and the client moves the user into it; toast </w:t>
+      </w:r>
+      <w:r>
+        <w:rPr>
+          <w:b/>
+        </w:rPr>
+        <w:t>MSG31</w:t>
+      </w:r>
+      <w:r>
+        <w:t>.</w:t>
       </w:r>
     </w:p>
     <w:p>
       <w:r>
-        <w:t>7. The user optionally uploads a logo file for the Agency; the system stores the file, fills in the logo of the Agency, and returns the updated profile.</w:t>
+        <w:t xml:space="preserve">7. The user optionally uploads a logo file for the Agency; the system stores the file, fills in the logo of the Agency, and returns the updated profile; toast </w:t>
+      </w:r>
+      <w:r>
+        <w:rPr>
+          <w:b/>
+        </w:rPr>
+        <w:t>MSG94</w:t>
+      </w:r>
+      <w:r>
+        <w:t>.</w:t>
       </w:r>
     </w:p>
     <w:p>
@@ -357,22 +351,82 @@
     </w:p>
     <w:p>
       <w:r>
-        <w:t>Name left empty → `400 VALIDATION_ERROR`, nothing is created.</w:t>
+        <w:t xml:space="preserve">3.a1: Name left empty → 400 VALIDATION_ERROR, Display: </w:t>
+      </w:r>
+      <w:r>
+        <w:rPr>
+          <w:b/>
+        </w:rPr>
+        <w:t>MSG02</w:t>
+      </w:r>
+      <w:r>
+        <w:t>; nothing is created.</w:t>
+      </w:r>
+      <w:r>
+        <w:br/>
+      </w:r>
+      <w:r>
+        <w:t>3.a2: The user fills in the name and resubmits.</w:t>
       </w:r>
     </w:p>
     <w:p>
       <w:r>
-        <w:t>Brand colour or tagline over its limit → `400 VALIDATION_ERROR`, nothing is created.</w:t>
+        <w:t xml:space="preserve">3.b1: Brand colour or tagline over its limit → 400 VALIDATION_ERROR, Display: </w:t>
+      </w:r>
+      <w:r>
+        <w:rPr>
+          <w:b/>
+        </w:rPr>
+        <w:t>MSG03</w:t>
+      </w:r>
+      <w:r>
+        <w:t>; nothing is created.</w:t>
+      </w:r>
+      <w:r>
+        <w:br/>
+      </w:r>
+      <w:r>
+        <w:t>3.b2: The user shortens the field and resubmits.</w:t>
       </w:r>
     </w:p>
     <w:p>
       <w:r>
-        <w:t>No signed-in session → `401 UNAUTHORIZED`.</w:t>
+        <w:t xml:space="preserve">1.a1: No signed-in session → 401 UNAUTHORIZED, toast </w:t>
+      </w:r>
+      <w:r>
+        <w:rPr>
+          <w:b/>
+        </w:rPr>
+        <w:t>MSG22</w:t>
+      </w:r>
+      <w:r>
+        <w:t>.</w:t>
+      </w:r>
+      <w:r>
+        <w:br/>
+      </w:r>
+      <w:r>
+        <w:t>1.a2: The user signs in again and retries.</w:t>
       </w:r>
     </w:p>
     <w:p>
       <w:r>
-        <w:t>The logo file fails to be read during the logo upload → `400 FILE_READ_ERROR`; the Agency itself remains created.</w:t>
+        <w:t xml:space="preserve">7.a1: The logo file fails to be read during the logo upload → 400 FILE_READ_ERROR, toast </w:t>
+      </w:r>
+      <w:r>
+        <w:rPr>
+          <w:b/>
+        </w:rPr>
+        <w:t>MSG29</w:t>
+      </w:r>
+      <w:r>
+        <w:t>; the Agency itself remains created.</w:t>
+      </w:r>
+      <w:r>
+        <w:br/>
+      </w:r>
+      <w:r>
+        <w:t>7.a2: The user selects a valid file and retries the upload.</w:t>
       </w:r>
     </w:p>
     <w:p>
